--- a/internal_doc/03.开发设计/OM/Story_OM系统资源授权管理.docx
+++ b/internal_doc/03.开发设计/OM/Story_OM系统资源授权管理.docx
@@ -153,7 +153,7 @@
         <w:pPr/>
         <w:numPr>
           <w:ilvl w:val="0"/>
-          <w:numId w:val="6"/>
+          <w:numId w:val="1"/>
         </w:numPr>
       </w:pPr>
       <w:r>
@@ -202,10 +202,10 @@
           <w:tcPr>
             <w:tcW w:w="3000" w:type="dxa"/>
             <w:tcBorders>
-              <w:top w:val="single" w:sz="8" w:color="AAAAAA"/>
-              <w:left w:val="single" w:sz="8" w:color="AAAAAA"/>
-              <w:right w:val="single" w:sz="8" w:color="AAAAAA"/>
-              <w:bottom w:val="single" w:sz="8" w:color="AAAAAA"/>
+              <w:top w:val="single" w:sz="8" w:color="rgb(170, 170, 170)"/>
+              <w:left w:val="single" w:sz="8" w:color="rgb(170, 170, 170)"/>
+              <w:right w:val="single" w:sz="8" w:color="rgb(170, 170, 170)"/>
+              <w:bottom w:val="single" w:sz="8" w:color="rgb(170, 170, 170)"/>
             </w:tcBorders>
           </w:tcPr>
           <w:p>
@@ -215,6 +215,7 @@
             <w:r>
               <w:rPr>
                 <w:b/>
+                <w:shd w:val="clear" w:color="" w:fill="ffffff"/>
               </w:rPr>
               <w:t xml:space="preserve">rest接口</w:t>
             </w:r>
@@ -224,10 +225,10 @@
           <w:tcPr>
             <w:tcW w:w="3000" w:type="dxa"/>
             <w:tcBorders>
-              <w:top w:val="single" w:sz="8" w:color="AAAAAA"/>
-              <w:left w:val="single" w:sz="8" w:color="AAAAAA"/>
-              <w:right w:val="single" w:sz="8" w:color="AAAAAA"/>
-              <w:bottom w:val="single" w:sz="8" w:color="AAAAAA"/>
+              <w:top w:val="single" w:sz="8" w:color="rgb(170, 170, 170)"/>
+              <w:left w:val="single" w:sz="8" w:color="rgb(170, 170, 170)"/>
+              <w:right w:val="single" w:sz="8" w:color="rgb(170, 170, 170)"/>
+              <w:bottom w:val="single" w:sz="8" w:color="rgb(170, 170, 170)"/>
             </w:tcBorders>
           </w:tcPr>
           <w:p>
@@ -237,6 +238,7 @@
             <w:r>
               <w:rPr>
                 <w:b/>
+                <w:shd w:val="clear" w:color="" w:fill="ffffff"/>
               </w:rPr>
               <w:t xml:space="preserve">参数</w:t>
             </w:r>
@@ -246,10 +248,10 @@
           <w:tcPr>
             <w:tcW w:w="3000" w:type="dxa"/>
             <w:tcBorders>
-              <w:top w:val="single" w:sz="8" w:color="AAAAAA"/>
-              <w:left w:val="single" w:sz="8" w:color="AAAAAA"/>
-              <w:right w:val="single" w:sz="8" w:color="AAAAAA"/>
-              <w:bottom w:val="single" w:sz="8" w:color="AAAAAA"/>
+              <w:top w:val="single" w:sz="8" w:color="rgb(170, 170, 170)"/>
+              <w:left w:val="single" w:sz="8" w:color="rgb(170, 170, 170)"/>
+              <w:right w:val="single" w:sz="8" w:color="rgb(170, 170, 170)"/>
+              <w:bottom w:val="single" w:sz="8" w:color="rgb(170, 170, 170)"/>
             </w:tcBorders>
           </w:tcPr>
           <w:p>
@@ -259,6 +261,7 @@
             <w:r>
               <w:rPr>
                 <w:b/>
+                <w:shd w:val="clear" w:color="" w:fill="ffffff"/>
               </w:rPr>
               <w:t xml:space="preserve">描述</w:t>
             </w:r>
@@ -284,7 +287,9 @@
               <w:ind w:left="0" w:right="0"/>
             </w:pPr>
             <w:r>
-              <w:rPr/>
+              <w:rPr>
+                <w:shd w:val="clear" w:color="" w:fill="ffffff"/>
+              </w:rPr>
               <w:t xml:space="preserve">cmd=grant sysconf&amp;name=xxx&amp;privilege=xxx&amp;clustername=xxx</w:t>
             </w:r>
           </w:p>
@@ -304,28 +309,36 @@
               <w:ind w:left="0" w:right="0"/>
             </w:pPr>
             <w:r>
-              <w:rPr/>
+              <w:rPr>
+                <w:shd w:val="clear" w:color="" w:fill="ffffff"/>
+              </w:rPr>
               <w:t xml:space="preserve">cmd 命令</w:t>
             </w:r>
           </w:p>
           <w:p>
             <w:pPr/>
             <w:r>
-              <w:rPr/>
+              <w:rPr>
+                <w:shd w:val="clear" w:color="" w:fill="ffffff"/>
+              </w:rPr>
               <w:t xml:space="preserve">name 授权项</w:t>
             </w:r>
           </w:p>
           <w:p>
             <w:pPr/>
             <w:r>
-              <w:rPr/>
+              <w:rPr>
+                <w:shd w:val="clear" w:color="" w:fill="ffffff"/>
+              </w:rPr>
               <w:t xml:space="preserve">privilege 是否授权</w:t>
             </w:r>
           </w:p>
           <w:p>
             <w:pPr/>
             <w:r>
-              <w:rPr/>
+              <w:rPr>
+                <w:shd w:val="clear" w:color="" w:fill="ffffff"/>
+              </w:rPr>
               <w:t xml:space="preserve">clustername 集群名</w:t>
             </w:r>
           </w:p>
@@ -347,11 +360,14 @@
             <w:r>
               <w:rPr>
                 <w:color w:val="ff0000"/>
+                <w:shd w:val="clear" w:color="" w:fill="ffffff"/>
               </w:rPr>
               <w:t xml:space="preserve">OM命令。</w:t>
             </w:r>
             <w:r>
-              <w:rPr/>
+              <w:rPr>
+                <w:shd w:val="clear" w:color="" w:fill="ffffff"/>
+              </w:rPr>
               <w:t xml:space="preserve">对指定cluster授权，每次只能设置一个。</w:t>
             </w:r>
           </w:p>
@@ -365,19 +381,122 @@
           <w:tcPr>
             <w:tcW w:w="3000" w:type="dxa"/>
             <w:tcBorders>
-              <w:top w:val="single" w:sz="8" w:color="rgb(170, 170, 170)"/>
-              <w:left w:val="single" w:sz="8" w:color="rgb(170, 170, 170)"/>
-              <w:right w:val="single" w:sz="8" w:color="rgb(170, 170, 170)"/>
-              <w:bottom w:val="single" w:sz="8" w:color="rgb(170, 170, 170)"/>
-            </w:tcBorders>
-          </w:tcPr>
-          <w:p>
-            <w:pPr>
-              <w:ind w:left="0" w:right="0"/>
-            </w:pPr>
-            <w:r>
-              <w:rPr/>
-              <w:t xml:space="preserve">cmd=list granted sysconf&amp;clustername=xxx</w:t>
+              <w:top w:val="single" w:sz="8" w:color="rgb(123, 129, 135)"/>
+              <w:left w:val="single" w:sz="8" w:color="rgb(123, 129, 135)"/>
+              <w:right w:val="single" w:sz="8" w:color="rgb(123, 129, 135)"/>
+              <w:bottom w:val="single" w:sz="8" w:color="rgb(123, 129, 135)"/>
+            </w:tcBorders>
+          </w:tcPr>
+          <w:p>
+            <w:pPr/>
+            <w:r>
+              <w:rPr>
+                <w:shd w:val="clear" w:color="" w:fill="ffffff"/>
+              </w:rPr>
+              <w:t xml:space="preserve">cmd=create cluster&amp;ClusterInfo={</w:t>
+            </w:r>
+          </w:p>
+          <w:p>
+            <w:pPr/>
+            <w:r>
+              <w:rPr>
+                <w:shd w:val="clear" w:color="" w:fill="ffffff"/>
+              </w:rPr>
+              <w:t xml:space="preserve">ClusterName: xxx,</w:t>
+            </w:r>
+          </w:p>
+          <w:p>
+            <w:pPr/>
+            <w:r>
+              <w:rPr>
+                <w:shd w:val="clear" w:color="" w:fill="ffffff"/>
+              </w:rPr>
+              <w:t xml:space="preserve">Desc: xxx,</w:t>
+            </w:r>
+          </w:p>
+          <w:p>
+            <w:pPr/>
+            <w:r>
+              <w:rPr>
+                <w:shd w:val="clear" w:color="" w:fill="ffffff"/>
+              </w:rPr>
+              <w:t xml:space="preserve">SdbUser: xxx,</w:t>
+            </w:r>
+          </w:p>
+          <w:p>
+            <w:pPr/>
+            <w:r>
+              <w:rPr>
+                <w:shd w:val="clear" w:color="" w:fill="ffffff"/>
+              </w:rPr>
+              <w:t xml:space="preserve">SdbPasswd: xxx,</w:t>
+            </w:r>
+          </w:p>
+          <w:p>
+            <w:pPr/>
+            <w:r>
+              <w:rPr>
+                <w:shd w:val="clear" w:color="" w:fill="ffffff"/>
+              </w:rPr>
+              <w:t xml:space="preserve">SdbUserGroup: xxx,</w:t>
+            </w:r>
+          </w:p>
+          <w:p>
+            <w:pPr/>
+            <w:r>
+              <w:rPr>
+                <w:shd w:val="clear" w:color="" w:fill="ffffff"/>
+              </w:rPr>
+              <w:t xml:space="preserve">InstallPath: xxx,</w:t>
+            </w:r>
+          </w:p>
+          <w:p>
+            <w:pPr/>
+            <w:r>
+              <w:rPr>
+                <w:shd w:val="clear" w:color="" w:fill="ffffff"/>
+              </w:rPr>
+              <w:t xml:space="preserve">GrantConf: [</w:t>
+            </w:r>
+          </w:p>
+          <w:p>
+            <w:pPr/>
+            <w:r>
+              <w:rPr>
+                <w:shd w:val="clear" w:color="" w:fill="ffffff"/>
+              </w:rPr>
+              <w:t xml:space="preserve">   </w:t>
+            </w:r>
+            <w:r>
+              <w:rPr/>
+              <w:t xml:space="preserve">{ name: xxx, privilege: xxx },</w:t>
+            </w:r>
+          </w:p>
+          <w:p>
+            <w:pPr/>
+            <w:r>
+              <w:rPr>
+                <w:shd w:val="clear" w:color="" w:fill="ffffff"/>
+              </w:rPr>
+              <w:t xml:space="preserve">   …</w:t>
+            </w:r>
+          </w:p>
+          <w:p>
+            <w:pPr/>
+            <w:r>
+              <w:rPr>
+                <w:shd w:val="clear" w:color="" w:fill="ffffff"/>
+              </w:rPr>
+              <w:t xml:space="preserve">]</w:t>
+            </w:r>
+          </w:p>
+          <w:p>
+            <w:pPr/>
+            <w:r>
+              <w:rPr>
+                <w:shd w:val="clear" w:color="" w:fill="ffffff"/>
+              </w:rPr>
+              <w:t xml:space="preserve">}</w:t>
             </w:r>
           </w:p>
         </w:tc>
@@ -385,28 +504,28 @@
           <w:tcPr>
             <w:tcW w:w="3000" w:type="dxa"/>
             <w:tcBorders>
-              <w:top w:val="single" w:sz="8" w:color="rgb(170, 170, 170)"/>
-              <w:left w:val="single" w:sz="8" w:color="rgb(170, 170, 170)"/>
-              <w:right w:val="single" w:sz="8" w:color="rgb(170, 170, 170)"/>
-              <w:bottom w:val="single" w:sz="8" w:color="rgb(170, 170, 170)"/>
-            </w:tcBorders>
-          </w:tcPr>
-          <w:p>
-            <w:pPr>
-              <w:ind w:left="0" w:right="0"/>
-            </w:pPr>
-            <w:r>
-              <w:rPr/>
+              <w:top w:val="single" w:sz="8" w:color="rgb(123, 129, 135)"/>
+              <w:left w:val="single" w:sz="8" w:color="rgb(123, 129, 135)"/>
+              <w:right w:val="single" w:sz="8" w:color="rgb(123, 129, 135)"/>
+              <w:bottom w:val="single" w:sz="8" w:color="rgb(123, 129, 135)"/>
+            </w:tcBorders>
+          </w:tcPr>
+          <w:p>
+            <w:pPr/>
+            <w:r>
+              <w:rPr>
+                <w:shd w:val="clear" w:color="" w:fill="ffffff"/>
+              </w:rPr>
               <w:t xml:space="preserve">cmd 命令</w:t>
             </w:r>
           </w:p>
           <w:p>
-            <w:pPr>
-              <w:ind w:left="0" w:right="0"/>
-            </w:pPr>
-            <w:r>
-              <w:rPr/>
-              <w:t xml:space="preserve">clustername 集群名</w:t>
+            <w:pPr/>
+            <w:r>
+              <w:rPr>
+                <w:shd w:val="clear" w:color="" w:fill="ffffff"/>
+              </w:rPr>
+              <w:t xml:space="preserve">ClusterInfo 集群信息</w:t>
             </w:r>
           </w:p>
         </w:tc>
@@ -414,25 +533,33 @@
           <w:tcPr>
             <w:tcW w:w="3000" w:type="dxa"/>
             <w:tcBorders>
-              <w:top w:val="single" w:sz="8" w:color="rgb(170, 170, 170)"/>
-              <w:left w:val="single" w:sz="8" w:color="rgb(170, 170, 170)"/>
-              <w:right w:val="single" w:sz="8" w:color="rgb(170, 170, 170)"/>
-              <w:bottom w:val="single" w:sz="8" w:color="rgb(170, 170, 170)"/>
-            </w:tcBorders>
-          </w:tcPr>
-          <w:p>
-            <w:pPr>
-              <w:ind w:left="0" w:right="0"/>
-            </w:pPr>
+              <w:top w:val="single" w:sz="8" w:color="rgb(123, 129, 135)"/>
+              <w:left w:val="single" w:sz="8" w:color="rgb(123, 129, 135)"/>
+              <w:right w:val="single" w:sz="8" w:color="rgb(123, 129, 135)"/>
+              <w:bottom w:val="single" w:sz="8" w:color="rgb(123, 129, 135)"/>
+            </w:tcBorders>
+          </w:tcPr>
+          <w:p>
+            <w:pPr/>
             <w:r>
               <w:rPr>
                 <w:color w:val="ff0000"/>
+                <w:shd w:val="clear" w:color="" w:fill="ffffff"/>
               </w:rPr>
               <w:t xml:space="preserve">OM命令。</w:t>
             </w:r>
             <w:r>
-              <w:rPr/>
-              <w:t xml:space="preserve">查询指定cluster的授权状态</w:t>
+              <w:rPr>
+                <w:shd w:val="clear" w:color="" w:fill="ffffff"/>
+              </w:rPr>
+              <w:t xml:space="preserve">创建一个新的cluster。</w:t>
+            </w:r>
+            <w:r>
+              <w:rPr>
+                <w:color w:val="ff0000"/>
+                <w:shd w:val="clear" w:color="" w:fill="ffffff"/>
+              </w:rPr>
+              <w:t xml:space="preserve">已有命令，新增对GrantConf支持。</w:t>
             </w:r>
           </w:p>
         </w:tc>
@@ -619,7 +746,7 @@
             <w:pPr/>
             <w:r>
               <w:rPr/>
-              <w:t xml:space="preserve">否</w:t>
+              <w:t xml:space="preserve">是</w:t>
             </w:r>
           </w:p>
         </w:tc>
@@ -1003,12 +1130,120 @@
       </w:r>
     </w:p>
     <w:p>
+      <w:pPr/>
+      <w:r>
+        <w:rPr/>
+        <w:t xml:space="preserve">2. 创建一个新的cluster</w:t>
+      </w:r>
+    </w:p>
+    <w:p>
+      <w:pPr/>
+      <w:r>
+        <w:rPr/>
+        <w:t xml:space="preserve">   请求参数</w:t>
+      </w:r>
+    </w:p>
+    <w:p>
+      <w:pPr/>
+      <w:r>
+        <w:rPr/>
+        <w:t xml:space="preserve">      cmd: create cluster</w:t>
+      </w:r>
+    </w:p>
+    <w:p>
+      <w:pPr/>
+      <w:r>
+        <w:rPr/>
+        <w:t xml:space="preserve">      ClusterInfo: {</w:t>
+      </w:r>
+    </w:p>
+    <w:p>
+      <w:pPr/>
+      <w:r>
+        <w:rPr/>
+        <w:t xml:space="preserve">         ClusterName: xxx,</w:t>
+      </w:r>
+    </w:p>
+    <w:p>
+      <w:pPr/>
+      <w:r>
+        <w:rPr/>
+        <w:t xml:space="preserve">         Desc: xxx,</w:t>
+      </w:r>
+    </w:p>
+    <w:p>
+      <w:pPr/>
+      <w:r>
+        <w:rPr/>
+        <w:t xml:space="preserve">         SdbUser: xxx,</w:t>
+      </w:r>
+    </w:p>
+    <w:p>
+      <w:pPr/>
+      <w:r>
+        <w:rPr/>
+        <w:t xml:space="preserve">         SdbPasswd: xxx,</w:t>
+      </w:r>
+    </w:p>
+    <w:p>
+      <w:pPr/>
+      <w:r>
+        <w:rPr/>
+        <w:t xml:space="preserve">         SdbUserGroup: xxx,</w:t>
+      </w:r>
+    </w:p>
+    <w:p>
+      <w:pPr/>
+      <w:r>
+        <w:rPr/>
+        <w:t xml:space="preserve">         InstallPath: xxx,</w:t>
+      </w:r>
+    </w:p>
+    <w:p>
+      <w:pPr/>
+      <w:r>
+        <w:rPr/>
+        <w:t xml:space="preserve">         GrantConf: [</w:t>
+      </w:r>
+    </w:p>
+    <w:p>
+      <w:pPr/>
+      <w:r>
+        <w:rPr/>
+        <w:t xml:space="preserve">            { name: xxx, privilege: xxx },</w:t>
+      </w:r>
+    </w:p>
+    <w:p>
+      <w:pPr/>
+      <w:r>
+        <w:rPr/>
+        <w:t xml:space="preserve">            …</w:t>
+      </w:r>
+    </w:p>
+    <w:p>
+      <w:pPr/>
+      <w:r>
+        <w:rPr/>
+        <w:t xml:space="preserve">         ]</w:t>
+      </w:r>
+    </w:p>
+    <w:p>
+      <w:pPr/>
+      <w:r>
+        <w:rPr/>
+        <w:t xml:space="preserve">      }</w:t>
+      </w:r>
+    </w:p>
+    <w:p>
+      <w:pPr/>
+    </w:p>
+    <w:p>
       <w:pPr>
         <w:ind w:left="0" w:right="0"/>
       </w:pPr>
       <w:r>
         <w:rPr/>
-        <w:t xml:space="preserve">2. 查询指定cluster的授权状态</w:t>
+        <w:t xml:space="preserve">   返回值</w:t>
       </w:r>
     </w:p>
     <w:p>
@@ -1017,7 +1252,7 @@
       </w:pPr>
       <w:r>
         <w:rPr/>
-        <w:t xml:space="preserve">   请求参数</w:t>
+        <w:t xml:space="preserve">      {</w:t>
       </w:r>
     </w:p>
     <w:p>
@@ -1026,14 +1261,7 @@
       </w:pPr>
       <w:r>
         <w:rPr/>
-        <w:t xml:space="preserve">      cmd: list granted sysconf</w:t>
-      </w:r>
-    </w:p>
-    <w:p>
-      <w:pPr/>
-      <w:r>
-        <w:rPr/>
-        <w:t xml:space="preserve">      clustername: myCluster1</w:t>
+        <w:t xml:space="preserve">          "errno": 0,</w:t>
       </w:r>
     </w:p>
     <w:p>
@@ -1042,7 +1270,7 @@
       </w:pPr>
       <w:r>
         <w:rPr/>
-        <w:t xml:space="preserve">         </w:t>
+        <w:t xml:space="preserve">          "description": "Succeed",</w:t>
       </w:r>
     </w:p>
     <w:p>
@@ -1051,7 +1279,7 @@
       </w:pPr>
       <w:r>
         <w:rPr/>
-        <w:t xml:space="preserve">   返回值</w:t>
+        <w:t xml:space="preserve">          "detail": ""</w:t>
       </w:r>
     </w:p>
     <w:p>
@@ -1060,99 +1288,7 @@
       </w:pPr>
       <w:r>
         <w:rPr/>
-        <w:t xml:space="preserve">      {</w:t>
-      </w:r>
-    </w:p>
-    <w:p>
-      <w:pPr>
-        <w:ind w:left="0" w:right="0"/>
-      </w:pPr>
-      <w:r>
-        <w:rPr/>
-        <w:t xml:space="preserve">          "errno": 0,</w:t>
-      </w:r>
-    </w:p>
-    <w:p>
-      <w:pPr>
-        <w:ind w:left="0" w:right="0"/>
-      </w:pPr>
-      <w:r>
-        <w:rPr/>
-        <w:t xml:space="preserve">          "description": "Succeed",</w:t>
-      </w:r>
-    </w:p>
-    <w:p>
-      <w:pPr>
-        <w:ind w:left="0" w:right="0"/>
-      </w:pPr>
-      <w:r>
-        <w:rPr/>
-        <w:t xml:space="preserve">          "detail": ""</w:t>
-      </w:r>
-    </w:p>
-    <w:p>
-      <w:pPr>
-        <w:ind w:left="0" w:right="0"/>
-      </w:pPr>
-      <w:r>
-        <w:rPr/>
         <w:t xml:space="preserve">      }</w:t>
-      </w:r>
-    </w:p>
-    <w:p>
-      <w:pPr/>
-      <w:r>
-        <w:rPr/>
-        <w:t xml:space="preserve">      {</w:t>
-      </w:r>
-    </w:p>
-    <w:p>
-      <w:pPr/>
-      <w:r>
-        <w:rPr/>
-        <w:t xml:space="preserve">         “ClusterName”: “myCluster1”,</w:t>
-      </w:r>
-    </w:p>
-    <w:p>
-      <w:pPr/>
-      <w:r>
-        <w:rPr/>
-        <w:t xml:space="preserve">         “GrantConf”: [</w:t>
-      </w:r>
-    </w:p>
-    <w:p>
-      <w:pPr/>
-      <w:r>
-        <w:rPr/>
-        <w:t xml:space="preserve">            { “Name”: “HostFile”, “Privilege”: true },</w:t>
-      </w:r>
-    </w:p>
-    <w:p>
-      <w:pPr/>
-      <w:r>
-        <w:rPr/>
-        <w:t xml:space="preserve">            { “Name”: “RootUser”, “Privilege”: true }</w:t>
-      </w:r>
-    </w:p>
-    <w:p>
-      <w:pPr/>
-      <w:r>
-        <w:rPr/>
-        <w:t xml:space="preserve">         ]</w:t>
-      </w:r>
-    </w:p>
-    <w:p>
-      <w:pPr/>
-      <w:r>
-        <w:rPr/>
-        <w:t xml:space="preserve">      }</w:t>
-      </w:r>
-    </w:p>
-    <w:p>
-      <w:pPr/>
-      <w:r>
-        <w:rPr/>
-        <w:t xml:space="preserve"> </w:t>
       </w:r>
     </w:p>
     <w:p>
@@ -1786,7 +1922,7 @@
               <w:pPr/>
               <w:numPr>
                 <w:ilvl w:val="0"/>
-                <w:numId w:val="6"/>
+                <w:numId w:val="1"/>
               </w:numPr>
             </w:pPr>
             <w:r>
@@ -1799,7 +1935,7 @@
               <w:pPr/>
               <w:numPr>
                 <w:ilvl w:val="0"/>
-                <w:numId w:val="6"/>
+                <w:numId w:val="1"/>
               </w:numPr>
             </w:pPr>
             <w:r>
@@ -2597,8 +2733,8 @@
 
 <file path=word/numbering.xml><?xml version="1.0" encoding="utf-8"?>
 <w:numbering xmlns:ve="http://schemas.openxmlformats.org/markup-compatibility/2006" xmlns:o="urn:schemas-microsoft-com:office:office" xmlns:r="http://schemas.openxmlformats.org/officeDocument/2006/relationships" xmlns:m="http://schemas.openxmlformats.org/officeDocument/2006/math" xmlns:v="urn:schemas-microsoft-com:vml" xmlns:wp="http://schemas.openxmlformats.org/drawingml/2006/wordprocessingDrawing" xmlns:w10="urn:schemas-microsoft-com:office:word" xmlns:w="http://schemas.openxmlformats.org/wordprocessingml/2006/main" xmlns:wne="http://schemas.microsoft.com/office/word/2006/wordml">
-  <w:abstractNum w:abstractNumId="6">
-    <w:nsid w:val="7400C2FC"/>
+  <w:abstractNum w:abstractNumId="1">
+    <w:nsid w:val="932FD693"/>
     <w:multiLevelType w:val="hybridMultilevel"/>
     <w:lvl w:ilvl="0">
       <w:start w:val="1"/>
@@ -2745,8 +2881,159 @@
       </w:rPr>
     </w:lvl>
   </w:abstractNum>
-  <w:num w:numId="6">
-    <w:abstractNumId w:val="6"/>
+  <w:abstractNum w:abstractNumId="2">
+    <w:nsid w:val="12F14874"/>
+    <w:multiLevelType w:val="hybridMultilevel"/>
+    <w:lvl w:ilvl="0">
+      <w:start w:val="1"/>
+      <w:numFmt w:val="decimal"/>
+      <w:suff w:val="tab"/>
+      <w:lvlText w:val="%1."/>
+      <w:lvlJc w:val="left"/>
+      <w:pPr>
+        <w:tabs>
+          <w:tab w:val="num" w:pos="810"/>
+        </w:tabs>
+        <w:ind w:left="810" w:hanging="360"/>
+      </w:pPr>
+      <w:rPr>
+        <w:rFonts w:ascii="" w:hAnsi="" w:cs="" w:hint="default"/>
+      </w:rPr>
+    </w:lvl>
+    <w:lvl w:ilvl="1">
+      <w:start w:val="1"/>
+      <w:numFmt w:val="decimal"/>
+      <w:suff w:val="tab"/>
+      <w:lvlText w:val="%2."/>
+      <w:lvlJc w:val="left"/>
+      <w:pPr>
+        <w:tabs>
+          <w:tab w:val="num" w:pos="1260"/>
+        </w:tabs>
+        <w:ind w:left="1260" w:hanging="360"/>
+      </w:pPr>
+      <w:rPr>
+        <w:rFonts w:ascii="" w:hAnsi="" w:cs="" w:hint="default"/>
+      </w:rPr>
+    </w:lvl>
+    <w:lvl w:ilvl="2">
+      <w:start w:val="1"/>
+      <w:numFmt w:val="decimal"/>
+      <w:suff w:val="tab"/>
+      <w:lvlText w:val="%3."/>
+      <w:lvlJc w:val="left"/>
+      <w:pPr>
+        <w:tabs>
+          <w:tab w:val="num" w:pos="1710"/>
+        </w:tabs>
+        <w:ind w:left="1710" w:hanging="360"/>
+      </w:pPr>
+      <w:rPr>
+        <w:rFonts w:ascii="" w:hAnsi="" w:cs="" w:hint="default"/>
+      </w:rPr>
+    </w:lvl>
+    <w:lvl w:ilvl="3">
+      <w:start w:val="1"/>
+      <w:numFmt w:val="decimal"/>
+      <w:suff w:val="tab"/>
+      <w:lvlText w:val="%4."/>
+      <w:lvlJc w:val="left"/>
+      <w:pPr>
+        <w:tabs>
+          <w:tab w:val="num" w:pos="2160"/>
+        </w:tabs>
+        <w:ind w:left="2160" w:hanging="360"/>
+      </w:pPr>
+      <w:rPr>
+        <w:rFonts w:ascii="" w:hAnsi="" w:cs="" w:hint="default"/>
+      </w:rPr>
+    </w:lvl>
+    <w:lvl w:ilvl="4">
+      <w:start w:val="1"/>
+      <w:numFmt w:val="decimal"/>
+      <w:suff w:val="tab"/>
+      <w:lvlText w:val="%5."/>
+      <w:lvlJc w:val="left"/>
+      <w:pPr>
+        <w:tabs>
+          <w:tab w:val="num" w:pos="2610"/>
+        </w:tabs>
+        <w:ind w:left="2610" w:hanging="360"/>
+      </w:pPr>
+      <w:rPr>
+        <w:rFonts w:ascii="" w:hAnsi="" w:cs="" w:hint="default"/>
+      </w:rPr>
+    </w:lvl>
+    <w:lvl w:ilvl="5">
+      <w:start w:val="1"/>
+      <w:numFmt w:val="decimal"/>
+      <w:suff w:val="tab"/>
+      <w:lvlText w:val="%6."/>
+      <w:lvlJc w:val="left"/>
+      <w:pPr>
+        <w:tabs>
+          <w:tab w:val="num" w:pos="3060"/>
+        </w:tabs>
+        <w:ind w:left="3060" w:hanging="360"/>
+      </w:pPr>
+      <w:rPr>
+        <w:rFonts w:ascii="" w:hAnsi="" w:cs="" w:hint="default"/>
+      </w:rPr>
+    </w:lvl>
+    <w:lvl w:ilvl="6">
+      <w:start w:val="1"/>
+      <w:numFmt w:val="decimal"/>
+      <w:suff w:val="tab"/>
+      <w:lvlText w:val="%7."/>
+      <w:lvlJc w:val="left"/>
+      <w:pPr>
+        <w:tabs>
+          <w:tab w:val="num" w:pos="3510"/>
+        </w:tabs>
+        <w:ind w:left="3510" w:hanging="360"/>
+      </w:pPr>
+      <w:rPr>
+        <w:rFonts w:ascii="" w:hAnsi="" w:cs="" w:hint="default"/>
+      </w:rPr>
+    </w:lvl>
+    <w:lvl w:ilvl="7">
+      <w:start w:val="1"/>
+      <w:numFmt w:val="decimal"/>
+      <w:suff w:val="tab"/>
+      <w:lvlText w:val="%8."/>
+      <w:lvlJc w:val="left"/>
+      <w:pPr>
+        <w:tabs>
+          <w:tab w:val="num" w:pos="3960"/>
+        </w:tabs>
+        <w:ind w:left="3960" w:hanging="360"/>
+      </w:pPr>
+      <w:rPr>
+        <w:rFonts w:ascii="" w:hAnsi="" w:cs="" w:hint="default"/>
+      </w:rPr>
+    </w:lvl>
+    <w:lvl w:ilvl="8">
+      <w:start w:val="1"/>
+      <w:numFmt w:val="decimal"/>
+      <w:suff w:val="tab"/>
+      <w:lvlText w:val="%9."/>
+      <w:lvlJc w:val="left"/>
+      <w:pPr>
+        <w:tabs>
+          <w:tab w:val="num" w:pos="4410"/>
+        </w:tabs>
+        <w:ind w:left="4410" w:hanging="360"/>
+      </w:pPr>
+      <w:rPr>
+        <w:rFonts w:ascii="" w:hAnsi="" w:cs="" w:hint="default"/>
+      </w:rPr>
+    </w:lvl>
+  </w:abstractNum>
+  <w:num w:numId="1">
+    <w:abstractNumId w:val="1"/>
+  </w:num>
+  <w:num w:numId="2">
+    <w:abstractNumId w:val="2"/>
   </w:num>
 </w:numbering>
 </file>

--- a/internal_doc/03.开发设计/OM/Story_OM系统资源授权管理.docx
+++ b/internal_doc/03.开发设计/OM/Story_OM系统资源授权管理.docx
@@ -2734,7 +2734,7 @@
 <file path=word/numbering.xml><?xml version="1.0" encoding="utf-8"?>
 <w:numbering xmlns:ve="http://schemas.openxmlformats.org/markup-compatibility/2006" xmlns:o="urn:schemas-microsoft-com:office:office" xmlns:r="http://schemas.openxmlformats.org/officeDocument/2006/relationships" xmlns:m="http://schemas.openxmlformats.org/officeDocument/2006/math" xmlns:v="urn:schemas-microsoft-com:vml" xmlns:wp="http://schemas.openxmlformats.org/drawingml/2006/wordprocessingDrawing" xmlns:w10="urn:schemas-microsoft-com:office:word" xmlns:w="http://schemas.openxmlformats.org/wordprocessingml/2006/main" xmlns:wne="http://schemas.microsoft.com/office/word/2006/wordml">
   <w:abstractNum w:abstractNumId="1">
-    <w:nsid w:val="932FD693"/>
+    <w:nsid w:val="07175E63"/>
     <w:multiLevelType w:val="hybridMultilevel"/>
     <w:lvl w:ilvl="0">
       <w:start w:val="1"/>
@@ -2882,7 +2882,7 @@
     </w:lvl>
   </w:abstractNum>
   <w:abstractNum w:abstractNumId="2">
-    <w:nsid w:val="12F14874"/>
+    <w:nsid w:val="7FE3CBC6"/>
     <w:multiLevelType w:val="hybridMultilevel"/>
     <w:lvl w:ilvl="0">
       <w:start w:val="1"/>
